--- a/examples/quarterly-financials/output.docx
+++ b/examples/quarterly-financials/output.docx
@@ -1200,7 +1200,7 @@
         </w:rPr>
         <w:t xml:space="preserve"> </w:t>
       </w:r>
-      <w:hyperlink w:history="1" r:id="rIdkbmq7pgiobuvx_gwzxfsl">
+      <w:hyperlink w:history="1" r:id="rIdvk1l5cbumv9rokdxkewdw">
         <w:r>
           <w:rPr>
             <w:rStyle w:val="Hyperlink"/>
